--- a/vvdn/converters/ac-ac/README.docx
+++ b/vvdn/converters/ac-ac/README.docx
@@ -39,37 +39,7 @@
           <w:color w:val="282C34"/>
           <w:sz w:val="21"/>
         </w:rPr>
-        <w:t>. AC-to-AC conversion modifies the RMS magnitude, phase angle, or fundamental frequency of an alternating current waveform. These converters are essential in heavy-duty industrial drives, grid frequency interconnects, aircraft electrical power systems (</w:t>
-      </w:r>
-      <w:r>
-        <w:rPr>
-          <w:i/>
-          <w:color w:val="145AA0"/>
-          <w:sz w:val="21"/>
-        </w:rPr>
-        <w:t>400\,Hz</w:t>
-      </w:r>
-      <w:r>
-        <w:rPr>
-          <w:color w:val="282C34"/>
-          <w:sz w:val="21"/>
-        </w:rPr>
-        <w:t xml:space="preserve"> to </w:t>
-      </w:r>
-      <w:r>
-        <w:rPr>
-          <w:i/>
-          <w:color w:val="145AA0"/>
-          <w:sz w:val="21"/>
-        </w:rPr>
-        <w:t>50/60\,Hz</w:t>
-      </w:r>
-      <w:r>
-        <w:rPr>
-          <w:color w:val="282C34"/>
-          <w:sz w:val="21"/>
-        </w:rPr>
-        <w:t>), induction heating, soft-starters, and solid-state voltage regulators.</w:t>
+        <w:t>. AC-to-AC conversion modifies the RMS magnitude, phase angle, or fundamental frequency of an alternating current waveform. These converters are essential in heavy-duty industrial drives, grid frequency interconnects, aircraft electrical power systems (400 Hz to 50/60 Hz), induction heating, soft-starters, and solid-state voltage regulators.</w:t>
       </w:r>
     </w:p>
     <w:p>
@@ -444,22 +414,7 @@
                 <w:color w:val="282C34"/>
                 <w:sz w:val="18"/>
               </w:rPr>
-              <w:t>Fixed (</w:t>
-            </w:r>
-            <w:r>
-              <w:rPr>
-                <w:i/>
-                <w:color w:val="145AA0"/>
-                <w:sz w:val="18"/>
-              </w:rPr>
-              <w:t>f_o = f_{in</w:t>
-            </w:r>
-            <w:r>
-              <w:rPr>
-                <w:color w:val="282C34"/>
-                <w:sz w:val="18"/>
-              </w:rPr>
-              <w:t>)</w:t>
+              <w:t>Fixed (f_o = f_in)</w:t>
             </w:r>
           </w:p>
         </w:tc>
@@ -504,11 +459,10 @@
             </w:pPr>
             <w:r>
               <w:rPr>
-                <w:i/>
-                <w:color w:val="145AA0"/>
+                <w:color w:val="282C34"/>
                 <w:sz w:val="18"/>
               </w:rPr>
-              <w:t>96\% \dots 99\%</w:t>
+              <w:t>96\% ... 99\%</w:t>
             </w:r>
           </w:p>
         </w:tc>
@@ -610,22 +564,7 @@
                 <w:color w:val="282C34"/>
                 <w:sz w:val="18"/>
               </w:rPr>
-              <w:t>Sub-fundamental (</w:t>
-            </w:r>
-            <w:r>
-              <w:rPr>
-                <w:i/>
-                <w:color w:val="145AA0"/>
-                <w:sz w:val="18"/>
-              </w:rPr>
-              <w:t>f_o ≤ \frac{1{3 f_{in</w:t>
-            </w:r>
-            <w:r>
-              <w:rPr>
-                <w:color w:val="282C34"/>
-                <w:sz w:val="18"/>
-              </w:rPr>
-              <w:t>)</w:t>
+              <w:t>Sub-fundamental (f_o &lt;= 1 / 3 f_in)</w:t>
             </w:r>
           </w:p>
         </w:tc>
@@ -672,11 +611,10 @@
             </w:pPr>
             <w:r>
               <w:rPr>
-                <w:i/>
-                <w:color w:val="145AA0"/>
+                <w:color w:val="282C34"/>
                 <w:sz w:val="18"/>
               </w:rPr>
-              <w:t>92\% \dots 95\%</w:t>
+              <w:t>92\% ... 95\%</w:t>
             </w:r>
           </w:p>
         </w:tc>
@@ -776,22 +714,7 @@
                 <w:color w:val="282C34"/>
                 <w:sz w:val="18"/>
               </w:rPr>
-              <w:t>Arbitrary (</w:t>
-            </w:r>
-            <w:r>
-              <w:rPr>
-                <w:i/>
-                <w:color w:val="145AA0"/>
-                <w:sz w:val="18"/>
-              </w:rPr>
-              <w:t>f_o &lt;, =, &gt; f_{in</w:t>
-            </w:r>
-            <w:r>
-              <w:rPr>
-                <w:color w:val="282C34"/>
-                <w:sz w:val="18"/>
-              </w:rPr>
-              <w:t>)</w:t>
+              <w:t>Arbitrary (f_o &lt;, =, &gt; f_in)</w:t>
             </w:r>
           </w:p>
         </w:tc>
@@ -836,11 +759,10 @@
             </w:pPr>
             <w:r>
               <w:rPr>
-                <w:i/>
-                <w:color w:val="145AA0"/>
+                <w:color w:val="282C34"/>
                 <w:sz w:val="18"/>
               </w:rPr>
-              <w:t>94\% \dots 97\%</w:t>
+              <w:t>94\% ... 97\%</w:t>
             </w:r>
           </w:p>
         </w:tc>
@@ -1001,7 +923,7 @@
           <w:color w:val="282C34"/>
           <w:sz w:val="21"/>
         </w:rPr>
-        <w:t>Covers: Antiparallel SCRs and TRIACs, firing angle delay $\alpha$, RMS voltage equations for resistive and inductive (R-L) loads, conduction angle $\gamma$, harmonic current distortion, integral cycle burst firing, and snubber protection.</w:t>
+        <w:t>Covers: Antiparallel SCRs and TRIACs, firing angle delay α, RMS voltage equations for resistive and inductive (R-L) loads, conduction angle γ, harmonic current distortion, integral cycle burst firing, and snubber protection.</w:t>
       </w:r>
     </w:p>
     <w:sectPr>
